--- a/applications/fluent-account-manager-advertiser-success/Rotenberg Resume - Fluent - Account Manager Advertiser Success.docx
+++ b/applications/fluent-account-manager-advertiser-success/Rotenberg Resume - Fluent - Account Manager Advertiser Success.docx
@@ -201,7 +201,7 @@
           <w:i w:val="0"/>
           <w:color w:val="1A1A1A"/>
         </w:rPr>
-        <w:t>Optimized a client's Google Ads account, cutting spam and low-quality leads and improving click-through quality, then diagnosed on-site CRO as the remaining conversion bottleneck.</w:t>
+        <w:t>Eliminated spam and junk leads for a Google Ads client by cleaning up the website the leads came through, then diagnosed on-site CRO as the remaining conversion bottleneck.</w:t>
       </w:r>
     </w:p>
     <w:p>

--- a/applications/fluent-account-manager-advertiser-success/Rotenberg Resume - Fluent - Account Manager Advertiser Success.docx
+++ b/applications/fluent-account-manager-advertiser-success/Rotenberg Resume - Fluent - Account Manager Advertiser Success.docx
@@ -399,7 +399,7 @@
           <w:i w:val="0"/>
           <w:color w:val="1A1A1A"/>
         </w:rPr>
-        <w:t>Advised clients on ad-spend budget planning and allocation across paid campaigns.</w:t>
+        <w:t>Advised incoming clients on media spend, including Google Ads budgets of $25K+/month, and allocated part of that budget to hyper-targeted LinkedIn Ads campaigns built around a defined ICP.</w:t>
       </w:r>
     </w:p>
     <w:p>
@@ -700,6 +700,30 @@
           <w:color w:val="1A1A1A"/>
         </w:rPr>
         <w:t>Ran client accounts end to end at a performance marketing agency, covering campaign execution, performance reporting, and cross-team communication.</w:t>
+      </w:r>
+    </w:p>
+    <w:p>
+      <w:pPr>
+        <w:spacing w:after="30"/>
+        <w:ind w:left="259" w:hanging="259"/>
+      </w:pPr>
+      <w:r>
+        <w:rPr>
+          <w:rFonts w:ascii="Calibri" w:hAnsi="Calibri"/>
+          <w:b w:val="0"/>
+          <w:i w:val="0"/>
+          <w:color w:val="163A5F"/>
+        </w:rPr>
+        <w:t xml:space="preserve">•  </w:t>
+      </w:r>
+      <w:r>
+        <w:rPr>
+          <w:rFonts w:ascii="Calibri" w:hAnsi="Calibri"/>
+          <w:b w:val="0"/>
+          <w:i w:val="0"/>
+          <w:color w:val="1A1A1A"/>
+        </w:rPr>
+        <w:t>Advised incoming clients on media spend and budget allocation, with Google Ads budgets running $25K+/month.</w:t>
       </w:r>
     </w:p>
     <w:p>
